--- a/kp/unirate24/КП_AI_в_кадре_ролик_Unirate24.docx
+++ b/kp/unirate24/КП_AI_в_кадре_ролик_Unirate24.docx
@@ -211,7 +211,7 @@
                 <w:color w:val="FFFFFF"/>
                 <w:sz w:val="28"/>
               </w:rPr>
-              <w:t>90 000 ₽</w:t>
+              <w:t>75 000 ₽</w:t>
             </w:r>
           </w:p>
           <w:p>
@@ -1202,7 +1202,7 @@
                 <w:color w:val="FFFFFF"/>
                 <w:sz w:val="18"/>
               </w:rPr>
-              <w:t>Стандарт · 90 000 ₽</w:t>
+              <w:t>Стандарт · 75 000 ₽</w:t>
             </w:r>
           </w:p>
         </w:tc>
@@ -2507,7 +2507,7 @@
                 <w:color w:val="333333"/>
                 <w:sz w:val="21"/>
               </w:rPr>
-              <w:t>45 000 ₽</w:t>
+              <w:t>37 500 ₽</w:t>
             </w:r>
           </w:p>
         </w:tc>
@@ -2614,7 +2614,7 @@
                 <w:color w:val="333333"/>
                 <w:sz w:val="21"/>
               </w:rPr>
-              <w:t>45 000 ₽</w:t>
+              <w:t>37 500 ₽</w:t>
             </w:r>
           </w:p>
         </w:tc>
@@ -2719,7 +2719,7 @@
                 <w:color w:val="333333"/>
                 <w:sz w:val="21"/>
               </w:rPr>
-              <w:t>90 000 ₽</w:t>
+              <w:t>75 000 ₽</w:t>
             </w:r>
           </w:p>
         </w:tc>
